--- a/informes-growth/shopify-2026-10-14/Shopify - growth - 2026-10-14.docx
+++ b/informes-growth/shopify-2026-10-14/Shopify - growth - 2026-10-14.docx
@@ -38,7 +38,7 @@
         <w:t xml:space="preserve"> </w:t>
       </w:r>
       <w:r>
-        <w:t xml:space="preserve">Peso orientativo: 4 % (~1.190 EUR, en dos tramos) · Por qué: cumple todos los requisitos de compra</w:t>
+        <w:t xml:space="preserve">Peso orientativo: 4 % (en dos tramos) · Por qué: cumple todos los requisitos de compra</w:t>
       </w:r>
     </w:p>
     <w:p>
@@ -3308,7 +3308,7 @@
         <w:pStyle w:val="FirstParagraph"/>
       </w:pPr>
       <w:r>
-        <w:t xml:space="preserve">Cartera value propuesta (~29.800 EUR): IGLN (oro), Edenred, Daiichi Sankyo, Uber, Viscofan, Alphabet, Netflix, SAP, Intuit, Nemetschek, LVMH y ~6.300 EUR de liquidez. Bolsillo growth: 8 empresas analizadas; compras aprobadas Nu (4 %), argenx (4,9 %) y Axon (3,7 %), ~12 % de la cartera y ~3.740 EUR de esa liquidez.</w:t>
+        <w:t xml:space="preserve">Cartera value propuesta : IGLN (oro), Edenred, Daiichi Sankyo, Uber, Viscofan, Alphabet, Netflix, SAP, Intuit, Nemetschek, LVMH y liquidez. Bolsillo growth: 8 empresas analizadas; compras aprobadas Nu (4 %), argenx (4,9 %) y Axon (3,7 %), ~12 % de la cartera y de esa liquidez.</w:t>
       </w:r>
     </w:p>
     <w:p>
@@ -3320,10 +3320,10 @@
           <w:bCs/>
           <w:b/>
         </w:rPr>
-        <w:t xml:space="preserve">Shopify merece un hueco del 4 % (~1.190 EUR)</w:t>
-      </w:r>
-      <w:r>
-        <w:t xml:space="preserve">, con lo que el bolsillo growth pasaría a ~16 % (tope 20 %). Se pagaría con liquidez, que bajaría a ~1.400 EUR si se ejecutan también las compras growth aprobadas; ojo, comparte bolsa con las órdenes con límite de la propuesta value y no da para todo: si hay que elegir, primero las ya aprobadas.</w:t>
+        <w:t xml:space="preserve">Shopify merece un hueco del 4 %</w:t>
+      </w:r>
+      <w:r>
+        <w:t xml:space="preserve">, con lo que el bolsillo growth pasaría a ~16 % (tope 20 %). Se pagaría con liquidez, que bajaría si se ejecutan también las compras growth aprobadas; ojo, comparte bolsa con las órdenes con límite de la propuesta value y no da para todo: si hay que elegir, primero las ya aprobadas.</w:t>
       </w:r>
     </w:p>
     <w:p>

--- a/informes-growth/shopify-2026-10-14/Shopify - growth - 2026-10-14.docx
+++ b/informes-growth/shopify-2026-10-14/Shopify - growth - 2026-10-14.docx
@@ -20,52 +20,31 @@
           <w:bCs/>
           <w:b/>
         </w:rPr>
-        <w:t xml:space="preserve">Señal (método v7): Comprar (convicción media)</w:t>
-      </w:r>
-      <w:r>
-        <w:t xml:space="preserve"> </w:t>
-      </w:r>
-      <w:r>
-        <w:t xml:space="preserve">· Puntuación 77,8/100 · Señales de cambio de tendencia 5/8 · EV/beneficio bruto 27,7x</w:t>
-      </w:r>
-      <w:r>
-        <w:t xml:space="preserve"> </w:t>
-      </w:r>
-      <w:r>
-        <w:t xml:space="preserve">Precio 176,52 USD · Objetivo 12 m 202,9 USD (ponderada +14,9 %, base +18,1 %, bajista −43,2 %, alcista +66,9 %) · Compra hasta 193,2 USD</w:t>
-      </w:r>
-      <w:r>
-        <w:t xml:space="preserve"> </w:t>
-      </w:r>
-      <w:r>
-        <w:t xml:space="preserve">Peso orientativo: 4 % (en dos tramos) · Por qué: cumple todos los requisitos de compra</w:t>
-      </w:r>
-    </w:p>
-    <w:p>
-      <w:pPr>
-        <w:pStyle w:val="BlockText"/>
-      </w:pPr>
-      <w:r>
-        <w:rPr>
-          <w:bCs/>
-          <w:b/>
-        </w:rPr>
-        <w:t xml:space="preserve">Calculado con el método v7</w:t>
-      </w:r>
-      <w:r>
-        <w:t xml:space="preserve"> </w:t>
-      </w:r>
-      <w:r>
-        <w:t xml:space="preserve">(</w:t>
-      </w:r>
-      <w:r>
-        <w:rPr>
-          <w:rStyle w:val="VerbatimChar"/>
-        </w:rPr>
-        <w:t xml:space="preserve">verticales/growth/metodo.md</w:t>
-      </w:r>
-      <w:r>
-        <w:t xml:space="preserve">). Las ventas del año objetivo salen de la regla mecánica (22.234 M USD en el base) y el múltiplo, del de hoy rebajado por desaceleración (7,2x / 12,0x / 15,6x EV/ventas NTM). La proyección propia (20.100 / 22.600 / 23.900 M USD) es solo contraste.</w:t>
+        <w:t xml:space="preserve">Señal (método vigente v11): Comprar (convicción media)</w:t>
+      </w:r>
+      <w:r>
+        <w:t xml:space="preserve"> </w:t>
+      </w:r>
+      <w:r>
+        <w:t xml:space="preserve">· Puntuación 77,8/100 · Señales de cambio de tendencia 5/8 · EV/ventas NTM 13,2 veces</w:t>
+      </w:r>
+      <w:r>
+        <w:t xml:space="preserve"> </w:t>
+      </w:r>
+      <w:r>
+        <w:t xml:space="preserve">Precio 176,52 USD (fecha del informe) · Objetivo 12 m 201,7 USD · Ponderada +14,3 % · Base +18,1 % · Bajista −43,2 % · Alcista +64,1 % · Compra hasta 192,1 USD</w:t>
+      </w:r>
+      <w:r>
+        <w:t xml:space="preserve"> </w:t>
+      </w:r>
+      <w:r>
+        <w:t xml:space="preserve">Peso orientativo: 4 % de la cartera · Por qué: cumple todos los requisitos de compra</w:t>
+      </w:r>
+      <w:r>
+        <w:t xml:space="preserve"> </w:t>
+      </w:r>
+      <w:r>
+        <w:t xml:space="preserve">Cabecera rehecha con la v11 el 15-oct (auditoría de homogeneidad). Antes decía (método v7): Comprar (convicción media). El texto de abajo puede citar cifras de esa versión anterior; mandan las de esta cabecera.</w:t>
       </w:r>
     </w:p>
     <w:bookmarkStart w:id="20" w:name="la-tesis-en-cinco-líneas"/>
